--- a/deals/ducks-games/DOGOVOR_003_2026_DUCKS.docx
+++ b/deals/ducks-games/DOGOVOR_003_2026_DUCKS.docx
@@ -255,7 +255,7 @@
           <w:i w:val="0"/>
           <w:sz w:val="22"/>
         </w:rPr>
-        <w:t>1.4. Срок оказания услуг — 30 (тридцать) календарных дней с даты поступления первого платежа на реквизиты Исполнителя. Старт работ — не позднее 3 (трёх) календарных дней с даты поступления первого платежа. Календарь этапов и их привязка к траншам оплаты — Приложение № 3 (График платежей и этапы работ).</w:t>
+        <w:t>1.4. Срок оказания услуг — 3 (три) календарных месяца с даты поступления первого платежа на реквизиты Исполнителя. Старт работ — не позднее 3 (трёх) календарных дней с даты поступления первого платежа. Календарь этапов и их привязка к траншам оплаты — Приложение № 3 (График платежей и этапы работ).</w:t>
       </w:r>
     </w:p>
     <w:p>
@@ -662,7 +662,7 @@
           </w:tcPr>
           <w:p>
             <w:r>
-              <w:t>не позднее +10 календарных дней от даты первого платежа</w:t>
+              <w:t>не позднее +1 (одного) календарного месяца от даты первого платежа — до 02.09.2026 включительно</w:t>
             </w:r>
           </w:p>
         </w:tc>
@@ -694,7 +694,7 @@
           </w:tcPr>
           <w:p>
             <w:r>
-              <w:t>не позднее +20 календарных дней от даты первого платежа</w:t>
+              <w:t>не позднее +2 (двух) календарных месяцев от даты первого платежа — до 02.10.2026 включительно</w:t>
             </w:r>
           </w:p>
         </w:tc>
@@ -726,7 +726,7 @@
           </w:tcPr>
           <w:p>
             <w:r>
-              <w:t>не позднее +30 календарных дней от даты первого платежа (фактически — не позднее даты подписания Акта)</w:t>
+              <w:t>не позднее +3 (трёх) календарных месяцев от даты первого платежа — до 02.11.2026 включительно (фактически — не позднее даты подписания Акта)</w:t>
             </w:r>
           </w:p>
         </w:tc>
@@ -1241,7 +1241,7 @@
           <w:i/>
           <w:sz w:val="22"/>
         </w:rPr>
-        <w:t>Тариф «ОКО AGENTS»   ·   Срок: 30 календарных дней   ·   Стоимость: 150 000 ₽ (УСН)</w:t>
+        <w:t>Тариф «ОКО AGENTS»   ·   Срок: 3 календарных месяца   ·   Стоимость: 150 000 ₽ (УСН)</w:t>
       </w:r>
     </w:p>
     <w:p>
@@ -2228,7 +2228,7 @@
           <w:b/>
           <w:sz w:val="24"/>
         </w:rPr>
-        <w:t>14. Результат по итогу 30 дней</w:t>
+        <w:t>14. Результат по итогу 3 месяцев</w:t>
       </w:r>
     </w:p>
     <w:p>
@@ -2834,7 +2834,7 @@
     </w:p>
     <w:p>
       <w:pPr>
-        <w:spacing w:after="160"/>
+        <w:spacing w:after="80"/>
         <w:jc w:val="both"/>
       </w:pPr>
       <w:r>
@@ -2843,7 +2843,21 @@
           <w:i w:val="0"/>
           <w:sz w:val="22"/>
         </w:rPr>
-        <w:t>Схема оплаты: 50 000 / 33 000 / 33 000 / 34 000 — четыре транша.</w:t>
+        <w:t>Схема оплаты: 50 000 / 33 000 / 33 000 / 34 000 — четыре транша по месяцам.</w:t>
+      </w:r>
+    </w:p>
+    <w:p>
+      <w:pPr>
+        <w:spacing w:after="160"/>
+        <w:jc w:val="both"/>
+      </w:pPr>
+      <w:r>
+        <w:rPr>
+          <w:b/>
+          <w:i w:val="0"/>
+          <w:sz w:val="22"/>
+        </w:rPr>
+        <w:t>Общий срок работ: 3 (три) календарных месяца.</w:t>
       </w:r>
     </w:p>
     <w:p>
@@ -2998,7 +3012,7 @@
           </w:tcPr>
           <w:p>
             <w:r>
-              <w:t>не позднее 12.08.2026 (+10 дн. от 1-го платежа)</w:t>
+              <w:t>не позднее 02.09.2026 (+1 месяц от 1-го платежа)</w:t>
             </w:r>
           </w:p>
         </w:tc>
@@ -3040,7 +3054,7 @@
           </w:tcPr>
           <w:p>
             <w:r>
-              <w:t>не позднее 22.08.2026 (+20 дн. от 1-го платежа)</w:t>
+              <w:t>не позднее 02.10.2026 (+2 месяца от 1-го платежа)</w:t>
             </w:r>
           </w:p>
         </w:tc>
@@ -3082,7 +3096,7 @@
           </w:tcPr>
           <w:p>
             <w:r>
-              <w:t>не позднее 01.09.2026 (+30 дн. от 1-го платежа)</w:t>
+              <w:t>не позднее 02.11.2026 (+3 месяца от 1-го платежа)</w:t>
             </w:r>
           </w:p>
         </w:tc>
@@ -3135,7 +3149,7 @@
           <w:i w:val="0"/>
           <w:sz w:val="22"/>
         </w:rPr>
-        <w:t>Этап 0 · Подготовка (день 0–3)</w:t>
+        <w:t>Этап 0 · Подготовка (первая неделя)</w:t>
       </w:r>
     </w:p>
     <w:p>
@@ -3162,7 +3176,7 @@
           <w:i w:val="0"/>
           <w:sz w:val="22"/>
         </w:rPr>
-        <w:t>Этап I · Инфраструктура и агенты v1 (день 3–10)</w:t>
+        <w:t>Этап I · Инфраструктура и агенты v1 (месяц 1 · 02.08 – 02.09.2026)</w:t>
       </w:r>
     </w:p>
     <w:p>
@@ -3189,7 +3203,7 @@
           <w:i/>
           <w:sz w:val="22"/>
         </w:rPr>
-        <w:t>По завершении этапа — 2-й транш 33 000 ₽.</w:t>
+        <w:t>По завершении этапа — 2-й транш 33 000 ₽ (до 02.09.2026).</w:t>
       </w:r>
     </w:p>
     <w:p>
@@ -3202,7 +3216,7 @@
           <w:i w:val="0"/>
           <w:sz w:val="22"/>
         </w:rPr>
-        <w:t>Этап II · Мозг бренда, админ-панель, голос, интеграции (день 10–20)</w:t>
+        <w:t>Этап II · Мозг бренда, админ-панель, голос, интеграции (месяц 2 · 02.09 – 02.10.2026)</w:t>
       </w:r>
     </w:p>
     <w:p>
@@ -3229,7 +3243,7 @@
           <w:i/>
           <w:sz w:val="22"/>
         </w:rPr>
-        <w:t>По завершении этапа — 3-й транш 33 000 ₽.</w:t>
+        <w:t>По завершении этапа — 3-й транш 33 000 ₽ (до 02.10.2026).</w:t>
       </w:r>
     </w:p>
     <w:p>
@@ -3242,7 +3256,7 @@
           <w:i w:val="0"/>
           <w:sz w:val="22"/>
         </w:rPr>
-        <w:t>Этап III · Контент-завод, аналитика, сдача (день 20–30)</w:t>
+        <w:t>Этап III · Контент-завод, аналитика, сдача (месяц 3 · 02.10 – 02.11.2026)</w:t>
       </w:r>
     </w:p>
     <w:p>
@@ -3269,7 +3283,7 @@
           <w:i/>
           <w:sz w:val="22"/>
         </w:rPr>
-        <w:t>По подписанию Акта — 4-й (финальный) транш 34 000 ₽.</w:t>
+        <w:t>По подписанию Акта — 4-й (финальный) транш 34 000 ₽ (до 02.11.2026).</w:t>
       </w:r>
     </w:p>
     <w:p>
